--- a/dosyalar/9-sinif/arapca-9-1d1y-beceri.docx
+++ b/dosyalar/9-sinif/arapca-9-1d1y-beceri.docx
@@ -522,7 +522,7 @@
                 <w:szCs w:val="32"/>
                 <w:rtl/>
               </w:rPr>
-              <w:t xml:space="preserve">صَدِيقِي الْجَدِيدُ</w:t>
+              <w:t xml:space="preserve">صَدِيقِي الجَدِيدُ</w:t>
             </w:r>
           </w:p>
           <w:p>
@@ -540,7 +540,7 @@
                 <w:szCs w:val="28"/>
                 <w:rtl/>
               </w:rPr>
-              <w:t xml:space="preserve">اَلسَّلَامُ عَلَيْكُمْ! أَنَا مُرَادُ، وَأَنَا طَالِبٌ فِي الصَّفِّ التَّاسِعِ.</w:t>
+              <w:t xml:space="preserve">اَلسَّلَامُ عَلَيْكُمْ! أَنَا مُرَاد، وَأَنَا طَالِبٌ فِي الصَّفِّ التَّاسِعِ.</w:t>
             </w:r>
           </w:p>
           <w:p>
@@ -558,7 +558,7 @@
                 <w:szCs w:val="28"/>
                 <w:rtl/>
               </w:rPr>
-              <w:t xml:space="preserve">أَنَا مِنْ تُرْكِيَا، مِنْ مَدِينَةِ قُونْيَا الْجَمِيلَةِ.</w:t>
+              <w:t xml:space="preserve">أَنَا مِنْ تُرْكِيَا، مِنْ مَدِينَةِ قُونْيَا الجَمِيلَةِ.</w:t>
             </w:r>
           </w:p>
           <w:p>
@@ -576,7 +576,7 @@
                 <w:szCs w:val="28"/>
                 <w:rtl/>
               </w:rPr>
-              <w:t xml:space="preserve">عُمْرِي خَمْسَ عَشْرَةَ سَنَةً، وَأَدْرُسُ فِي مَدْرَسَةِ الْأَئِمَّةِ وَالْخُطَبَاءِ.</w:t>
+              <w:t xml:space="preserve">عُمْرِي خَمْسَ عَشْرَةَ سَنَةً، وَأَدْرُسُ فِي مَدْرَسَةِ الأَئِمَّةِ وَالْخُطَبَاءِ.</w:t>
             </w:r>
           </w:p>
           <w:p>
@@ -594,7 +594,7 @@
                 <w:szCs w:val="28"/>
                 <w:rtl/>
               </w:rPr>
-              <w:t xml:space="preserve">لِي صَدِيقٌ جَدِيدٌ فِي صَفِّي، اِسْمُهُ زَيْدٌ.</w:t>
+              <w:t xml:space="preserve">لِي صَدِيقٌ جَدِيدٌ فِي صَفِّي، اِسْمُهُ زَيْدٌ.</w:t>
             </w:r>
           </w:p>
           <w:p>
@@ -612,7 +612,7 @@
                 <w:szCs w:val="28"/>
                 <w:rtl/>
               </w:rPr>
-              <w:t xml:space="preserve">زَيْدٌ لَيْسَ تُرْكِيًّا، هُوَ مِنْ سُورِيَا، وَلُغَتُهُ الْأُولَى هِيَ الْعَرَبِيَّةُ.</w:t>
+              <w:t xml:space="preserve">زَيْدٌ لَيْسَ تُرْكِيًّا، هُوَ مِنْ سُورِيَا، وَلُغَتُهُ الأُولَى هِيَ العَرَبِيَّةُ.</w:t>
             </w:r>
           </w:p>
           <w:p>
@@ -630,7 +630,7 @@
                 <w:szCs w:val="28"/>
                 <w:rtl/>
               </w:rPr>
-              <w:t xml:space="preserve">هُوَ يُسَاعِدُنِي فِي دَرْسِ اللُّغَةِ الْعَرَبِيَّةِ، وَأَنَا أُسَاعِدُهُ فِي دَرْسِ اللُّغَةِ التُّرْكِيَّةِ.</w:t>
+              <w:t xml:space="preserve">هُوَ يُسَاعِدُنِي فِي دَرْسِ اللُّغَةِ العَرَبِيَّةِ، وَأَنَا أُسَاعِدُهُ فِي دَرْسِ اللُّغَةِ التُّرْكِيَّةِ.</w:t>
             </w:r>
           </w:p>
           <w:p>
@@ -648,7 +648,7 @@
                 <w:szCs w:val="28"/>
                 <w:rtl/>
               </w:rPr>
-              <w:t xml:space="preserve">أَبُو زَيْدٍ طَبِيبٌ فِي الْمُسْتَشْفَى، وَأُمُّهُ مُدَرِّسَةٌ.</w:t>
+              <w:t xml:space="preserve">أَبُو زَيْدٍ طَبِيبٌ فِي المُسْتَشْفَى، وَأُمُّهُ مُدَرِّسَةٌ.</w:t>
             </w:r>
           </w:p>
           <w:p>
@@ -666,7 +666,7 @@
                 <w:szCs w:val="28"/>
                 <w:rtl/>
               </w:rPr>
-              <w:t xml:space="preserve">أَبِي مُهَنْدِسٌ، وَأُمِّي رَبَّةُ بَيْتٍ.</w:t>
+              <w:t xml:space="preserve">أَبِي مُهَنْدِسٌ، وَأُمِّي رَبَّةُ بَيْتٍ.</w:t>
             </w:r>
           </w:p>
           <w:p>
@@ -684,7 +684,7 @@
                 <w:szCs w:val="28"/>
                 <w:rtl/>
               </w:rPr>
-              <w:t xml:space="preserve">نَحْنُ صَدِيقَانِ حَمِيمَانِ، وَنَذْهَبُ إِلَى الْمَدْرَسَةِ مَعًا.</w:t>
+              <w:t xml:space="preserve">نَحْنُ صَدِيقَانِ حَمِيمَانِ، وَنَذْهَبُ إِلَى المَدْرَسَةِ مَعًا.</w:t>
             </w:r>
           </w:p>
           <w:p>
@@ -702,7 +702,7 @@
                 <w:szCs w:val="28"/>
                 <w:rtl/>
               </w:rPr>
-              <w:t xml:space="preserve">اَلصَّدَاقَةُ نِعْمَةٌ كَبِيرَةٌ، وَالْحَمْدُ لِلَّهِ عَلَى كُلِّ حَالٍ.</w:t>
+              <w:t xml:space="preserve">اَلصَّدَاقَةُ نِعْمَةٌ كَبِيرَةٌ، وَالْحَمْدُ لِلَّهِ عَلَى كُلِّ حَالٍ.</w:t>
             </w:r>
           </w:p>
         </w:tc>
@@ -756,7 +756,7 @@
           <w:szCs w:val="27"/>
           <w:rtl/>
         </w:rPr>
-        <w:t xml:space="preserve">مِنْ أَيْنَ زَيْدٌ؟</w:t>
+        <w:t xml:space="preserve">مِنْ أَيْن زَيْدٌ؟</w:t>
       </w:r>
     </w:p>
     <w:tbl>
@@ -1012,7 +1012,7 @@
           <w:szCs w:val="27"/>
           <w:rtl/>
         </w:rPr>
-        <w:t xml:space="preserve">مَا مِهْنَةُ وَالِدِ مُرَادَ؟</w:t>
+        <w:t xml:space="preserve">مَا مِهْنَةُ وَالِدِ مُرَاد؟</w:t>
       </w:r>
     </w:p>
     <w:tbl>
@@ -1232,7 +1232,7 @@
                 <w:szCs w:val="28"/>
                 <w:rtl/>
               </w:rPr>
-              <w:t xml:space="preserve">مُدَرِّسٌ</w:t>
+              <w:t xml:space="preserve">مُدَرِّسٌ</w:t>
             </w:r>
           </w:p>
         </w:tc>
@@ -1268,7 +1268,7 @@
           <w:szCs w:val="27"/>
           <w:rtl/>
         </w:rPr>
-        <w:t xml:space="preserve">مَاذَا نَفْهَمُ مِنَ النَّصِّ؟</w:t>
+        <w:t xml:space="preserve">مَاذَا نَفْهَمُ مِن النَّصِّ؟</w:t>
       </w:r>
     </w:p>
     <w:tbl>
@@ -1336,7 +1336,7 @@
                 <w:szCs w:val="24"/>
                 <w:rtl/>
               </w:rPr>
-              <w:t xml:space="preserve">أَنَّ زَيْدًا لَا يُحِبُّ الْعَرَبِيَّةَ</w:t>
+              <w:t xml:space="preserve">أَنَّ زَيْدًا لَا يُحِبُّ العَرَبِيَّةَ</w:t>
             </w:r>
           </w:p>
         </w:tc>
@@ -1385,7 +1385,7 @@
                 <w:szCs w:val="24"/>
                 <w:rtl/>
               </w:rPr>
-              <w:t xml:space="preserve">أَنَّ مُرَادًا وَزَيْدًا يَتَعَاوَنَانِ</w:t>
+              <w:t xml:space="preserve">أَنَّ مُرَادًا وَزَيْدًا يَتَعَاوَنَانِ</w:t>
             </w:r>
           </w:p>
         </w:tc>
@@ -1439,7 +1439,7 @@
                 <w:szCs w:val="24"/>
                 <w:rtl/>
               </w:rPr>
-              <w:t xml:space="preserve">أَنَّ أُمَّ زَيْدٍ طَبِيبَةٌ</w:t>
+              <w:t xml:space="preserve">أَنَّ أُمَّ زَيْدٍ طَبِيبَةٌ</w:t>
             </w:r>
           </w:p>
         </w:tc>
@@ -1488,7 +1488,7 @@
                 <w:szCs w:val="24"/>
                 <w:rtl/>
               </w:rPr>
-              <w:t xml:space="preserve">أَنَّ مُرَادًا مُدَرِّسٌ</w:t>
+              <w:t xml:space="preserve">أَنَّ مُرَادًا مُدَرِّسٌ</w:t>
             </w:r>
           </w:p>
         </w:tc>
@@ -1856,7 +1856,7 @@
                 <w:szCs w:val="28"/>
                 <w:rtl/>
               </w:rPr>
-              <w:t xml:space="preserve">اِسْمُ الطَّالِبَةِ سَلْمَى.</w:t>
+              <w:t xml:space="preserve">اِسْمُ الطَّالِبَةِ سَلْمَى.</w:t>
             </w:r>
           </w:p>
         </w:tc>
@@ -2234,7 +2234,7 @@
                 <w:szCs w:val="28"/>
                 <w:rtl/>
               </w:rPr>
-              <w:t xml:space="preserve">أَبُوهَا مُدَرِّسٌ.</w:t>
+              <w:t xml:space="preserve">أَبُوهَا مُدَرِّسٌ.</w:t>
             </w:r>
           </w:p>
         </w:tc>
@@ -2360,7 +2360,7 @@
                 <w:szCs w:val="28"/>
                 <w:rtl/>
               </w:rPr>
-              <w:t xml:space="preserve">هِيَ طَالِبَةٌ فِي الصَّفِّ التَّاسِعِ.</w:t>
+              <w:t xml:space="preserve">هِيَ طَالِبَةٌ فِي الصَّفِّ التَّاسِعِ.</w:t>
             </w:r>
           </w:p>
         </w:tc>
@@ -2596,7 +2596,7 @@
                 <w:szCs w:val="28"/>
                 <w:rtl/>
               </w:rPr>
-              <w:t xml:space="preserve">مِنْ أَيْنَ أَنْتَ؟</w:t>
+              <w:t xml:space="preserve">مِنْ أَيْن أَنْتَ؟</w:t>
             </w:r>
           </w:p>
         </w:tc>
@@ -2646,7 +2646,7 @@
                 <w:szCs w:val="28"/>
                 <w:rtl/>
               </w:rPr>
-              <w:t xml:space="preserve">مِنْ أَيْنَ أَنْتِ؟</w:t>
+              <w:t xml:space="preserve">مِنْ أَيْن أَنْتِ؟</w:t>
             </w:r>
           </w:p>
         </w:tc>
@@ -3086,7 +3086,7 @@
                 <w:szCs w:val="28"/>
                 <w:rtl/>
               </w:rPr>
-              <w:t xml:space="preserve">تَشَرَّفْنَا بِمَعْرِفَتِكَ</w:t>
+              <w:t xml:space="preserve">تَشَرَّفْنَا بِمَعْرِفَتِكَ</w:t>
             </w:r>
           </w:p>
         </w:tc>
@@ -3136,7 +3136,7 @@
                 <w:szCs w:val="28"/>
                 <w:rtl/>
               </w:rPr>
-              <w:t xml:space="preserve">مِنْ أَيْنَ أَنْتَ؟</w:t>
+              <w:t xml:space="preserve">مِنْ أَيْن أَنْتَ؟</w:t>
             </w:r>
           </w:p>
         </w:tc>
@@ -3191,7 +3191,7 @@
                 <w:szCs w:val="28"/>
                 <w:rtl/>
               </w:rPr>
-              <w:t xml:space="preserve">مَعَ السَّلَامَةِ</w:t>
+              <w:t xml:space="preserve">مَعَ السَّلَامَةِ</w:t>
             </w:r>
           </w:p>
         </w:tc>
@@ -3576,7 +3576,7 @@
                 <w:szCs w:val="28"/>
                 <w:rtl/>
               </w:rPr>
-              <w:t xml:space="preserve">عُمْرِي سِتَّ عَشْرَةَ سَنَةً</w:t>
+              <w:t xml:space="preserve">عُمْرِي سِتَّ عَشْرَةَ سَنَةً</w:t>
             </w:r>
           </w:p>
         </w:tc>
@@ -3626,7 +3626,7 @@
                 <w:szCs w:val="28"/>
                 <w:rtl/>
               </w:rPr>
-              <w:t xml:space="preserve">اِسْمِي عُمَرُ</w:t>
+              <w:t xml:space="preserve">اِسْمِي عُمَر</w:t>
             </w:r>
           </w:p>
         </w:tc>
@@ -4005,7 +4005,7 @@
                 <w:szCs w:val="28"/>
                 <w:rtl/>
               </w:rPr>
-              <w:t xml:space="preserve">أَنَا تُرْكِيٌّ.</w:t>
+              <w:t xml:space="preserve">أَنَا تُرْكِيٌّ.</w:t>
             </w:r>
           </w:p>
         </w:tc>
@@ -4175,7 +4175,7 @@
                 <w:szCs w:val="28"/>
                 <w:rtl/>
               </w:rPr>
-              <w:t xml:space="preserve">أَنَا فِي الصَّفِّ التَّاسِعِ.</w:t>
+              <w:t xml:space="preserve">أَنَا فِي الصَّفِّ التَّاسِعِ.</w:t>
             </w:r>
           </w:p>
         </w:tc>
@@ -4515,7 +4515,7 @@
                 <w:szCs w:val="28"/>
                 <w:rtl/>
               </w:rPr>
-              <w:t xml:space="preserve">تَشَرَّفْنَا بِمَعْرِفَتِكَ.</w:t>
+              <w:t xml:space="preserve">تَشَرَّفْنَا بِمَعْرِفَتِكَ.</w:t>
             </w:r>
           </w:p>
         </w:tc>
@@ -4837,7 +4837,7 @@
                 <w:szCs w:val="30"/>
                 <w:rtl/>
               </w:rPr>
-              <w:t xml:space="preserve">التَّاسِعِ   —   سُورِيَا   —   مُهَنْدِسٌ   —   طَبِيبٌ   —   مَعًا</w:t>
+              <w:t xml:space="preserve">التَّاسِعِ   —   سُورِيَا   —   مُهَنْدِسٌ   —   طَبِيبٌ   —   مَعًا</w:t>
             </w:r>
           </w:p>
         </w:tc>
@@ -4944,7 +4944,7 @@
                 <w:szCs w:val="28"/>
                 <w:rtl/>
               </w:rPr>
-              <w:t xml:space="preserve">مُرَادُ طَالِبٌ فِي الصَّفِّ ……………………… .</w:t>
+              <w:t xml:space="preserve">مُرَاد طَالِبٌ فِي الصَّفِّ ……………………… .</w:t>
             </w:r>
           </w:p>
         </w:tc>
@@ -5088,7 +5088,7 @@
                 <w:szCs w:val="28"/>
                 <w:rtl/>
               </w:rPr>
-              <w:t xml:space="preserve">أَبُو زَيْدٍ ……………………… فِي الْمُسْتَشْفَى.</w:t>
+              <w:t xml:space="preserve">أَبُو زَيْدٍ ……………………… فِي المُسْتَشْفَى.</w:t>
             </w:r>
           </w:p>
         </w:tc>
@@ -5160,7 +5160,7 @@
                 <w:szCs w:val="28"/>
                 <w:rtl/>
               </w:rPr>
-              <w:t xml:space="preserve">وَالِدُ مُرَادَ ……………………… .</w:t>
+              <w:t xml:space="preserve">وَالِدُ مُرَاد ……………………… .</w:t>
             </w:r>
           </w:p>
         </w:tc>
@@ -5232,7 +5232,7 @@
                 <w:szCs w:val="28"/>
                 <w:rtl/>
               </w:rPr>
-              <w:t xml:space="preserve">اَلصَّدِيقَانِ يَذْهَبَانِ إِلَى الْمَدْرَسَةِ ……………………… .</w:t>
+              <w:t xml:space="preserve">اَلصَّدِيقَانِ يَذْهَبَانِ إِلَى المَدْرَسَةِ ……………………… .</w:t>
             </w:r>
           </w:p>
         </w:tc>
@@ -5501,7 +5501,7 @@
                 <w:szCs w:val="26"/>
                 <w:rtl/>
               </w:rPr>
-              <w:t xml:space="preserve">اَلْمُدَرِّسُ فِي الصَّفِّ.</w:t>
+              <w:t xml:space="preserve">اَلمُدَرِّسُ فِي الصَّفِّ.</w:t>
             </w:r>
           </w:p>
         </w:tc>
@@ -5597,7 +5597,7 @@
                 <w:szCs w:val="26"/>
                 <w:rtl/>
               </w:rPr>
-              <w:t xml:space="preserve">ذَهَبَ زَيْدٌ إِلَى الْمَدْرَسَةِ.</w:t>
+              <w:t xml:space="preserve">ذَهَبَ زَيْدٌ إِلَى المَدْرَسَةِ.</w:t>
             </w:r>
           </w:p>
         </w:tc>
@@ -5693,7 +5693,7 @@
                 <w:szCs w:val="26"/>
                 <w:rtl/>
               </w:rPr>
-              <w:t xml:space="preserve">أَنَا طَالِبٌ فِي الصَّفِّ التَّاسِعِ.</w:t>
+              <w:t xml:space="preserve">أَنَا طَالِبٌ فِي الصَّفِّ التَّاسِعِ.</w:t>
             </w:r>
           </w:p>
         </w:tc>
@@ -5789,7 +5789,7 @@
                 <w:szCs w:val="26"/>
                 <w:rtl/>
               </w:rPr>
-              <w:t xml:space="preserve">يَكْتُبُ مُرَادُ الدَّرْسَ.</w:t>
+              <w:t xml:space="preserve">يَكْتُبُ مُرَاد الدَّرْسَ.</w:t>
             </w:r>
           </w:p>
         </w:tc>
@@ -6750,7 +6750,7 @@
                 <w:szCs w:val="30"/>
                 <w:rtl/>
               </w:rPr>
-              <w:t xml:space="preserve">اِسْمِي   —   صَدِيقِي   —   مِنْ أَيْنَ أَنْتَ؟   —   عُمْرِي   —   اَلصَّفُّ التَّاسِعُ   —   مِهْنَةُ   —   تَشَرَّفْنَا</w:t>
+              <w:t xml:space="preserve">اِسْمِي   —   صَدِيقِي   —   مِنْ أَيْن أَنْتَ؟   —   عُمْرِي   —   اَلصَّفُّ التَّاسِعُ   —   مِهْنَةُ   —   تَشَرَّفْنَا</w:t>
             </w:r>
           </w:p>
         </w:tc>
@@ -7300,7 +7300,7 @@
                 <w:sz w:val="19"/>
                 <w:szCs w:val="19"/>
               </w:rPr>
-              <w:t xml:space="preserve">d) Örnek: أَنَا طَالِبٌ فِي الصَّفِّ التَّاسِعِ. أَنَا مِنْ تُرْكِيَا. (3 puan)</w:t>
+              <w:t xml:space="preserve">d) Örnek: أَنَا طَالِبٌ فِي الصَّفِّ التَّاسِعِ. أَنَا مِنْ تُرْكِيَا. (3 puan)</w:t>
             </w:r>
           </w:p>
         </w:tc>
@@ -7412,7 +7412,7 @@
                 <w:sz w:val="19"/>
                 <w:szCs w:val="19"/>
               </w:rPr>
-              <w:t xml:space="preserve">اَلسَّلَامُ عَلَيْكُمْ. اِسْمِي سَلْمَى. أَنَا مِنْ تُرْكِيَا، مِنْ مَدِينَةِ أَنْقَرَةَ. عُمْرِي خَمْسَ عَشْرَةَ سَنَةً. أَنَا طَالِبَةٌ فِي الصَّفِّ التَّاسِعِ. أَبِي تَاجِرٌ وَأُمِّي مُمَرِّضَةٌ. صَدِيقَتِي اسْمُهَا هُدَى، وَهِيَ مِنَ الْأُرْدُنِّ.</w:t>
+              <w:t xml:space="preserve">اَلسَّلَامُ عَلَيْكُمْ. اِسْمِي سَلْمَى. أَنَا مِنْ تُرْكِيَا، مِنْ مَدِينَةِ أَنْقَرَة. عُمْرِي خَمْسَ عَشْرَةَ سَنَةً. أَنَا طَالِبَةٌ فِي الصَّفِّ التَّاسِعِ. أَبِي تَاجِرٌ وَأُمِّي مُمَرِّضَةٌ. صَدِيقَتِي اسْمُهَا هُدَى، وَهِيَ مِن الأُرْدُنِّ.</w:t>
             </w:r>
           </w:p>
           <w:p>
@@ -7712,7 +7712,7 @@
                 <w:szCs w:val="27"/>
                 <w:rtl/>
               </w:rPr>
-              <w:t xml:space="preserve">التَّاسِعِ ، سُورِيَا ، طَبِيبٌ ، مُهَنْدِسٌ ، مَعًا</w:t>
+              <w:t xml:space="preserve">التَّاسِعِ ، سُورِيَا ، طَبِيبٌ ، مُهَنْدِسٌ ، مَعًا</w:t>
             </w:r>
           </w:p>
         </w:tc>
@@ -7900,7 +7900,7 @@
                 <w:szCs w:val="27"/>
                 <w:rtl/>
               </w:rPr>
-              <w:t xml:space="preserve">هُوَ فِي الصَّفِّ التَّاسِعِ. · هُوَ مِنْ سُورِيَا. · هِيَ مُدَرِّسَةٌ.</w:t>
+              <w:t xml:space="preserve">هُوَ فِي الصَّفِّ التَّاسِعِ. · هُوَ مِنْ سُورِيَا. · هِيَ مُدَرِّسَةٌ.</w:t>
             </w:r>
           </w:p>
           <w:p>
@@ -7918,7 +7918,7 @@
                 <w:szCs w:val="27"/>
                 <w:rtl/>
               </w:rPr>
-              <w:t xml:space="preserve">هِيَ رَبَّةُ بَيْتٍ. · يَذْهَبَانِ إِلَى الْمَدْرَسَةِ مَعًا.</w:t>
+              <w:t xml:space="preserve">هِيَ رَبَّةُ بَيْتٍ. · يَذْهَبَانِ إِلَى المَدْرَسَةِ مَعًا.</w:t>
             </w:r>
           </w:p>
         </w:tc>

--- a/dosyalar/9-sinif/arapca-9-1d1y-beceri.docx
+++ b/dosyalar/9-sinif/arapca-9-1d1y-beceri.docx
@@ -514,7 +514,7 @@
             </w:pPr>
             <w:r>
               <w:rPr>
-                <w:rFonts w:ascii="Markazi Text" w:cs="Markazi Text" w:eastAsia="Markazi Text" w:hAnsi="Markazi Text"/>
+                <w:rFonts w:ascii="Arakom" w:cs="Arakom" w:eastAsia="Arakom" w:hAnsi="Arakom"/>
                 <w:b/>
                 <w:bCs/>
                 <w:color w:val="111111"/>
@@ -532,7 +532,7 @@
             </w:pPr>
             <w:r>
               <w:rPr>
-                <w:rFonts w:ascii="Markazi Text" w:cs="Markazi Text" w:eastAsia="Markazi Text" w:hAnsi="Markazi Text"/>
+                <w:rFonts w:ascii="Arakom" w:cs="Arakom" w:eastAsia="Arakom" w:hAnsi="Arakom"/>
                 <w:b w:val="false"/>
                 <w:bCs w:val="false"/>
                 <w:color w:val="111111"/>
@@ -550,7 +550,7 @@
             </w:pPr>
             <w:r>
               <w:rPr>
-                <w:rFonts w:ascii="Markazi Text" w:cs="Markazi Text" w:eastAsia="Markazi Text" w:hAnsi="Markazi Text"/>
+                <w:rFonts w:ascii="Arakom" w:cs="Arakom" w:eastAsia="Arakom" w:hAnsi="Arakom"/>
                 <w:b w:val="false"/>
                 <w:bCs w:val="false"/>
                 <w:color w:val="111111"/>
@@ -568,7 +568,7 @@
             </w:pPr>
             <w:r>
               <w:rPr>
-                <w:rFonts w:ascii="Markazi Text" w:cs="Markazi Text" w:eastAsia="Markazi Text" w:hAnsi="Markazi Text"/>
+                <w:rFonts w:ascii="Arakom" w:cs="Arakom" w:eastAsia="Arakom" w:hAnsi="Arakom"/>
                 <w:b w:val="false"/>
                 <w:bCs w:val="false"/>
                 <w:color w:val="111111"/>
@@ -586,7 +586,7 @@
             </w:pPr>
             <w:r>
               <w:rPr>
-                <w:rFonts w:ascii="Markazi Text" w:cs="Markazi Text" w:eastAsia="Markazi Text" w:hAnsi="Markazi Text"/>
+                <w:rFonts w:ascii="Arakom" w:cs="Arakom" w:eastAsia="Arakom" w:hAnsi="Arakom"/>
                 <w:b w:val="false"/>
                 <w:bCs w:val="false"/>
                 <w:color w:val="111111"/>
@@ -604,7 +604,7 @@
             </w:pPr>
             <w:r>
               <w:rPr>
-                <w:rFonts w:ascii="Markazi Text" w:cs="Markazi Text" w:eastAsia="Markazi Text" w:hAnsi="Markazi Text"/>
+                <w:rFonts w:ascii="Arakom" w:cs="Arakom" w:eastAsia="Arakom" w:hAnsi="Arakom"/>
                 <w:b w:val="false"/>
                 <w:bCs w:val="false"/>
                 <w:color w:val="111111"/>
@@ -622,7 +622,7 @@
             </w:pPr>
             <w:r>
               <w:rPr>
-                <w:rFonts w:ascii="Markazi Text" w:cs="Markazi Text" w:eastAsia="Markazi Text" w:hAnsi="Markazi Text"/>
+                <w:rFonts w:ascii="Arakom" w:cs="Arakom" w:eastAsia="Arakom" w:hAnsi="Arakom"/>
                 <w:b w:val="false"/>
                 <w:bCs w:val="false"/>
                 <w:color w:val="111111"/>
@@ -640,7 +640,7 @@
             </w:pPr>
             <w:r>
               <w:rPr>
-                <w:rFonts w:ascii="Markazi Text" w:cs="Markazi Text" w:eastAsia="Markazi Text" w:hAnsi="Markazi Text"/>
+                <w:rFonts w:ascii="Arakom" w:cs="Arakom" w:eastAsia="Arakom" w:hAnsi="Arakom"/>
                 <w:b w:val="false"/>
                 <w:bCs w:val="false"/>
                 <w:color w:val="111111"/>
@@ -658,7 +658,7 @@
             </w:pPr>
             <w:r>
               <w:rPr>
-                <w:rFonts w:ascii="Markazi Text" w:cs="Markazi Text" w:eastAsia="Markazi Text" w:hAnsi="Markazi Text"/>
+                <w:rFonts w:ascii="Arakom" w:cs="Arakom" w:eastAsia="Arakom" w:hAnsi="Arakom"/>
                 <w:b w:val="false"/>
                 <w:bCs w:val="false"/>
                 <w:color w:val="111111"/>
@@ -676,7 +676,7 @@
             </w:pPr>
             <w:r>
               <w:rPr>
-                <w:rFonts w:ascii="Markazi Text" w:cs="Markazi Text" w:eastAsia="Markazi Text" w:hAnsi="Markazi Text"/>
+                <w:rFonts w:ascii="Arakom" w:cs="Arakom" w:eastAsia="Arakom" w:hAnsi="Arakom"/>
                 <w:b w:val="false"/>
                 <w:bCs w:val="false"/>
                 <w:color w:val="111111"/>
@@ -694,7 +694,7 @@
             </w:pPr>
             <w:r>
               <w:rPr>
-                <w:rFonts w:ascii="Markazi Text" w:cs="Markazi Text" w:eastAsia="Markazi Text" w:hAnsi="Markazi Text"/>
+                <w:rFonts w:ascii="Arakom" w:cs="Arakom" w:eastAsia="Arakom" w:hAnsi="Arakom"/>
                 <w:b w:val="false"/>
                 <w:bCs w:val="false"/>
                 <w:color w:val="111111"/>
@@ -748,7 +748,7 @@
       </w:r>
       <w:r>
         <w:rPr>
-          <w:rFonts w:ascii="Markazi Text" w:cs="Markazi Text" w:eastAsia="Markazi Text" w:hAnsi="Markazi Text"/>
+          <w:rFonts w:ascii="Arakom" w:cs="Arakom" w:eastAsia="Arakom" w:hAnsi="Arakom"/>
           <w:b w:val="false"/>
           <w:bCs w:val="false"/>
           <w:color w:val="111111"/>
@@ -816,7 +816,7 @@
             </w:r>
             <w:r>
               <w:rPr>
-                <w:rFonts w:ascii="Markazi Text" w:cs="Markazi Text" w:eastAsia="Markazi Text" w:hAnsi="Markazi Text"/>
+                <w:rFonts w:ascii="Arakom" w:cs="Arakom" w:eastAsia="Arakom" w:hAnsi="Arakom"/>
                 <w:b w:val="false"/>
                 <w:bCs w:val="false"/>
                 <w:color w:val="111111"/>
@@ -865,7 +865,7 @@
             </w:r>
             <w:r>
               <w:rPr>
-                <w:rFonts w:ascii="Markazi Text" w:cs="Markazi Text" w:eastAsia="Markazi Text" w:hAnsi="Markazi Text"/>
+                <w:rFonts w:ascii="Arakom" w:cs="Arakom" w:eastAsia="Arakom" w:hAnsi="Arakom"/>
                 <w:b w:val="false"/>
                 <w:bCs w:val="false"/>
                 <w:color w:val="111111"/>
@@ -919,7 +919,7 @@
             </w:r>
             <w:r>
               <w:rPr>
-                <w:rFonts w:ascii="Markazi Text" w:cs="Markazi Text" w:eastAsia="Markazi Text" w:hAnsi="Markazi Text"/>
+                <w:rFonts w:ascii="Arakom" w:cs="Arakom" w:eastAsia="Arakom" w:hAnsi="Arakom"/>
                 <w:b w:val="false"/>
                 <w:bCs w:val="false"/>
                 <w:color w:val="111111"/>
@@ -968,7 +968,7 @@
             </w:r>
             <w:r>
               <w:rPr>
-                <w:rFonts w:ascii="Markazi Text" w:cs="Markazi Text" w:eastAsia="Markazi Text" w:hAnsi="Markazi Text"/>
+                <w:rFonts w:ascii="Arakom" w:cs="Arakom" w:eastAsia="Arakom" w:hAnsi="Arakom"/>
                 <w:b w:val="false"/>
                 <w:bCs w:val="false"/>
                 <w:color w:val="111111"/>
@@ -1004,7 +1004,7 @@
       </w:r>
       <w:r>
         <w:rPr>
-          <w:rFonts w:ascii="Markazi Text" w:cs="Markazi Text" w:eastAsia="Markazi Text" w:hAnsi="Markazi Text"/>
+          <w:rFonts w:ascii="Arakom" w:cs="Arakom" w:eastAsia="Arakom" w:hAnsi="Arakom"/>
           <w:b w:val="false"/>
           <w:bCs w:val="false"/>
           <w:color w:val="111111"/>
@@ -1072,7 +1072,7 @@
             </w:r>
             <w:r>
               <w:rPr>
-                <w:rFonts w:ascii="Markazi Text" w:cs="Markazi Text" w:eastAsia="Markazi Text" w:hAnsi="Markazi Text"/>
+                <w:rFonts w:ascii="Arakom" w:cs="Arakom" w:eastAsia="Arakom" w:hAnsi="Arakom"/>
                 <w:b w:val="false"/>
                 <w:bCs w:val="false"/>
                 <w:color w:val="111111"/>
@@ -1121,7 +1121,7 @@
             </w:r>
             <w:r>
               <w:rPr>
-                <w:rFonts w:ascii="Markazi Text" w:cs="Markazi Text" w:eastAsia="Markazi Text" w:hAnsi="Markazi Text"/>
+                <w:rFonts w:ascii="Arakom" w:cs="Arakom" w:eastAsia="Arakom" w:hAnsi="Arakom"/>
                 <w:b w:val="false"/>
                 <w:bCs w:val="false"/>
                 <w:color w:val="111111"/>
@@ -1175,7 +1175,7 @@
             </w:r>
             <w:r>
               <w:rPr>
-                <w:rFonts w:ascii="Markazi Text" w:cs="Markazi Text" w:eastAsia="Markazi Text" w:hAnsi="Markazi Text"/>
+                <w:rFonts w:ascii="Arakom" w:cs="Arakom" w:eastAsia="Arakom" w:hAnsi="Arakom"/>
                 <w:b w:val="false"/>
                 <w:bCs w:val="false"/>
                 <w:color w:val="111111"/>
@@ -1224,7 +1224,7 @@
             </w:r>
             <w:r>
               <w:rPr>
-                <w:rFonts w:ascii="Markazi Text" w:cs="Markazi Text" w:eastAsia="Markazi Text" w:hAnsi="Markazi Text"/>
+                <w:rFonts w:ascii="Arakom" w:cs="Arakom" w:eastAsia="Arakom" w:hAnsi="Arakom"/>
                 <w:b w:val="false"/>
                 <w:bCs w:val="false"/>
                 <w:color w:val="111111"/>
@@ -1260,7 +1260,7 @@
       </w:r>
       <w:r>
         <w:rPr>
-          <w:rFonts w:ascii="Markazi Text" w:cs="Markazi Text" w:eastAsia="Markazi Text" w:hAnsi="Markazi Text"/>
+          <w:rFonts w:ascii="Arakom" w:cs="Arakom" w:eastAsia="Arakom" w:hAnsi="Arakom"/>
           <w:b w:val="false"/>
           <w:bCs w:val="false"/>
           <w:color w:val="111111"/>
@@ -1328,7 +1328,7 @@
             </w:r>
             <w:r>
               <w:rPr>
-                <w:rFonts w:ascii="Markazi Text" w:cs="Markazi Text" w:eastAsia="Markazi Text" w:hAnsi="Markazi Text"/>
+                <w:rFonts w:ascii="Arakom" w:cs="Arakom" w:eastAsia="Arakom" w:hAnsi="Arakom"/>
                 <w:b w:val="false"/>
                 <w:bCs w:val="false"/>
                 <w:color w:val="111111"/>
@@ -1377,7 +1377,7 @@
             </w:r>
             <w:r>
               <w:rPr>
-                <w:rFonts w:ascii="Markazi Text" w:cs="Markazi Text" w:eastAsia="Markazi Text" w:hAnsi="Markazi Text"/>
+                <w:rFonts w:ascii="Arakom" w:cs="Arakom" w:eastAsia="Arakom" w:hAnsi="Arakom"/>
                 <w:b w:val="false"/>
                 <w:bCs w:val="false"/>
                 <w:color w:val="111111"/>
@@ -1431,7 +1431,7 @@
             </w:r>
             <w:r>
               <w:rPr>
-                <w:rFonts w:ascii="Markazi Text" w:cs="Markazi Text" w:eastAsia="Markazi Text" w:hAnsi="Markazi Text"/>
+                <w:rFonts w:ascii="Arakom" w:cs="Arakom" w:eastAsia="Arakom" w:hAnsi="Arakom"/>
                 <w:b w:val="false"/>
                 <w:bCs w:val="false"/>
                 <w:color w:val="111111"/>
@@ -1480,7 +1480,7 @@
             </w:r>
             <w:r>
               <w:rPr>
-                <w:rFonts w:ascii="Markazi Text" w:cs="Markazi Text" w:eastAsia="Markazi Text" w:hAnsi="Markazi Text"/>
+                <w:rFonts w:ascii="Arakom" w:cs="Arakom" w:eastAsia="Arakom" w:hAnsi="Arakom"/>
                 <w:b w:val="false"/>
                 <w:bCs w:val="false"/>
                 <w:color w:val="111111"/>
@@ -1848,7 +1848,7 @@
             </w:pPr>
             <w:r>
               <w:rPr>
-                <w:rFonts w:ascii="Markazi Text" w:cs="Markazi Text" w:eastAsia="Markazi Text" w:hAnsi="Markazi Text"/>
+                <w:rFonts w:ascii="Arakom" w:cs="Arakom" w:eastAsia="Arakom" w:hAnsi="Arakom"/>
                 <w:b w:val="false"/>
                 <w:bCs w:val="false"/>
                 <w:color w:val="111111"/>
@@ -1974,7 +1974,7 @@
             </w:pPr>
             <w:r>
               <w:rPr>
-                <w:rFonts w:ascii="Markazi Text" w:cs="Markazi Text" w:eastAsia="Markazi Text" w:hAnsi="Markazi Text"/>
+                <w:rFonts w:ascii="Arakom" w:cs="Arakom" w:eastAsia="Arakom" w:hAnsi="Arakom"/>
                 <w:b w:val="false"/>
                 <w:bCs w:val="false"/>
                 <w:color w:val="111111"/>
@@ -2100,7 +2100,7 @@
             </w:pPr>
             <w:r>
               <w:rPr>
-                <w:rFonts w:ascii="Markazi Text" w:cs="Markazi Text" w:eastAsia="Markazi Text" w:hAnsi="Markazi Text"/>
+                <w:rFonts w:ascii="Arakom" w:cs="Arakom" w:eastAsia="Arakom" w:hAnsi="Arakom"/>
                 <w:b w:val="false"/>
                 <w:bCs w:val="false"/>
                 <w:color w:val="111111"/>
@@ -2226,7 +2226,7 @@
             </w:pPr>
             <w:r>
               <w:rPr>
-                <w:rFonts w:ascii="Markazi Text" w:cs="Markazi Text" w:eastAsia="Markazi Text" w:hAnsi="Markazi Text"/>
+                <w:rFonts w:ascii="Arakom" w:cs="Arakom" w:eastAsia="Arakom" w:hAnsi="Arakom"/>
                 <w:b w:val="false"/>
                 <w:bCs w:val="false"/>
                 <w:color w:val="111111"/>
@@ -2352,7 +2352,7 @@
             </w:pPr>
             <w:r>
               <w:rPr>
-                <w:rFonts w:ascii="Markazi Text" w:cs="Markazi Text" w:eastAsia="Markazi Text" w:hAnsi="Markazi Text"/>
+                <w:rFonts w:ascii="Arakom" w:cs="Arakom" w:eastAsia="Arakom" w:hAnsi="Arakom"/>
                 <w:b w:val="false"/>
                 <w:bCs w:val="false"/>
                 <w:color w:val="111111"/>
@@ -2588,7 +2588,7 @@
             </w:r>
             <w:r>
               <w:rPr>
-                <w:rFonts w:ascii="Markazi Text" w:cs="Markazi Text" w:eastAsia="Markazi Text" w:hAnsi="Markazi Text"/>
+                <w:rFonts w:ascii="Arakom" w:cs="Arakom" w:eastAsia="Arakom" w:hAnsi="Arakom"/>
                 <w:b w:val="false"/>
                 <w:bCs w:val="false"/>
                 <w:color w:val="111111"/>
@@ -2638,7 +2638,7 @@
             </w:r>
             <w:r>
               <w:rPr>
-                <w:rFonts w:ascii="Markazi Text" w:cs="Markazi Text" w:eastAsia="Markazi Text" w:hAnsi="Markazi Text"/>
+                <w:rFonts w:ascii="Arakom" w:cs="Arakom" w:eastAsia="Arakom" w:hAnsi="Arakom"/>
                 <w:b w:val="false"/>
                 <w:bCs w:val="false"/>
                 <w:color w:val="111111"/>
@@ -2693,7 +2693,7 @@
             </w:r>
             <w:r>
               <w:rPr>
-                <w:rFonts w:ascii="Markazi Text" w:cs="Markazi Text" w:eastAsia="Markazi Text" w:hAnsi="Markazi Text"/>
+                <w:rFonts w:ascii="Arakom" w:cs="Arakom" w:eastAsia="Arakom" w:hAnsi="Arakom"/>
                 <w:b w:val="false"/>
                 <w:bCs w:val="false"/>
                 <w:color w:val="111111"/>
@@ -2743,7 +2743,7 @@
             </w:r>
             <w:r>
               <w:rPr>
-                <w:rFonts w:ascii="Markazi Text" w:cs="Markazi Text" w:eastAsia="Markazi Text" w:hAnsi="Markazi Text"/>
+                <w:rFonts w:ascii="Arakom" w:cs="Arakom" w:eastAsia="Arakom" w:hAnsi="Arakom"/>
                 <w:b w:val="false"/>
                 <w:bCs w:val="false"/>
                 <w:color w:val="111111"/>
@@ -3078,7 +3078,7 @@
             </w:r>
             <w:r>
               <w:rPr>
-                <w:rFonts w:ascii="Markazi Text" w:cs="Markazi Text" w:eastAsia="Markazi Text" w:hAnsi="Markazi Text"/>
+                <w:rFonts w:ascii="Arakom" w:cs="Arakom" w:eastAsia="Arakom" w:hAnsi="Arakom"/>
                 <w:b w:val="false"/>
                 <w:bCs w:val="false"/>
                 <w:color w:val="111111"/>
@@ -3128,7 +3128,7 @@
             </w:r>
             <w:r>
               <w:rPr>
-                <w:rFonts w:ascii="Markazi Text" w:cs="Markazi Text" w:eastAsia="Markazi Text" w:hAnsi="Markazi Text"/>
+                <w:rFonts w:ascii="Arakom" w:cs="Arakom" w:eastAsia="Arakom" w:hAnsi="Arakom"/>
                 <w:b w:val="false"/>
                 <w:bCs w:val="false"/>
                 <w:color w:val="111111"/>
@@ -3183,7 +3183,7 @@
             </w:r>
             <w:r>
               <w:rPr>
-                <w:rFonts w:ascii="Markazi Text" w:cs="Markazi Text" w:eastAsia="Markazi Text" w:hAnsi="Markazi Text"/>
+                <w:rFonts w:ascii="Arakom" w:cs="Arakom" w:eastAsia="Arakom" w:hAnsi="Arakom"/>
                 <w:b w:val="false"/>
                 <w:bCs w:val="false"/>
                 <w:color w:val="111111"/>
@@ -3233,7 +3233,7 @@
             </w:r>
             <w:r>
               <w:rPr>
-                <w:rFonts w:ascii="Markazi Text" w:cs="Markazi Text" w:eastAsia="Markazi Text" w:hAnsi="Markazi Text"/>
+                <w:rFonts w:ascii="Arakom" w:cs="Arakom" w:eastAsia="Arakom" w:hAnsi="Arakom"/>
                 <w:b w:val="false"/>
                 <w:bCs w:val="false"/>
                 <w:color w:val="111111"/>
@@ -3568,7 +3568,7 @@
             </w:r>
             <w:r>
               <w:rPr>
-                <w:rFonts w:ascii="Markazi Text" w:cs="Markazi Text" w:eastAsia="Markazi Text" w:hAnsi="Markazi Text"/>
+                <w:rFonts w:ascii="Arakom" w:cs="Arakom" w:eastAsia="Arakom" w:hAnsi="Arakom"/>
                 <w:b w:val="false"/>
                 <w:bCs w:val="false"/>
                 <w:color w:val="111111"/>
@@ -3618,7 +3618,7 @@
             </w:r>
             <w:r>
               <w:rPr>
-                <w:rFonts w:ascii="Markazi Text" w:cs="Markazi Text" w:eastAsia="Markazi Text" w:hAnsi="Markazi Text"/>
+                <w:rFonts w:ascii="Arakom" w:cs="Arakom" w:eastAsia="Arakom" w:hAnsi="Arakom"/>
                 <w:b w:val="false"/>
                 <w:bCs w:val="false"/>
                 <w:color w:val="111111"/>
@@ -3673,7 +3673,7 @@
             </w:r>
             <w:r>
               <w:rPr>
-                <w:rFonts w:ascii="Markazi Text" w:cs="Markazi Text" w:eastAsia="Markazi Text" w:hAnsi="Markazi Text"/>
+                <w:rFonts w:ascii="Arakom" w:cs="Arakom" w:eastAsia="Arakom" w:hAnsi="Arakom"/>
                 <w:b w:val="false"/>
                 <w:bCs w:val="false"/>
                 <w:color w:val="111111"/>
@@ -3723,7 +3723,7 @@
             </w:r>
             <w:r>
               <w:rPr>
-                <w:rFonts w:ascii="Markazi Text" w:cs="Markazi Text" w:eastAsia="Markazi Text" w:hAnsi="Markazi Text"/>
+                <w:rFonts w:ascii="Arakom" w:cs="Arakom" w:eastAsia="Arakom" w:hAnsi="Arakom"/>
                 <w:b w:val="false"/>
                 <w:bCs w:val="false"/>
                 <w:color w:val="111111"/>
@@ -3997,7 +3997,7 @@
             </w:pPr>
             <w:r>
               <w:rPr>
-                <w:rFonts w:ascii="Markazi Text" w:cs="Markazi Text" w:eastAsia="Markazi Text" w:hAnsi="Markazi Text"/>
+                <w:rFonts w:ascii="Arakom" w:cs="Arakom" w:eastAsia="Arakom" w:hAnsi="Arakom"/>
                 <w:b w:val="false"/>
                 <w:bCs w:val="false"/>
                 <w:color w:val="111111"/>
@@ -4167,7 +4167,7 @@
             </w:pPr>
             <w:r>
               <w:rPr>
-                <w:rFonts w:ascii="Markazi Text" w:cs="Markazi Text" w:eastAsia="Markazi Text" w:hAnsi="Markazi Text"/>
+                <w:rFonts w:ascii="Arakom" w:cs="Arakom" w:eastAsia="Arakom" w:hAnsi="Arakom"/>
                 <w:b w:val="false"/>
                 <w:bCs w:val="false"/>
                 <w:color w:val="111111"/>
@@ -4337,7 +4337,7 @@
             </w:pPr>
             <w:r>
               <w:rPr>
-                <w:rFonts w:ascii="Markazi Text" w:cs="Markazi Text" w:eastAsia="Markazi Text" w:hAnsi="Markazi Text"/>
+                <w:rFonts w:ascii="Arakom" w:cs="Arakom" w:eastAsia="Arakom" w:hAnsi="Arakom"/>
                 <w:b w:val="false"/>
                 <w:bCs w:val="false"/>
                 <w:color w:val="111111"/>
@@ -4507,7 +4507,7 @@
             </w:pPr>
             <w:r>
               <w:rPr>
-                <w:rFonts w:ascii="Markazi Text" w:cs="Markazi Text" w:eastAsia="Markazi Text" w:hAnsi="Markazi Text"/>
+                <w:rFonts w:ascii="Arakom" w:cs="Arakom" w:eastAsia="Arakom" w:hAnsi="Arakom"/>
                 <w:b w:val="false"/>
                 <w:bCs w:val="false"/>
                 <w:color w:val="111111"/>
@@ -4677,7 +4677,7 @@
             </w:pPr>
             <w:r>
               <w:rPr>
-                <w:rFonts w:ascii="Markazi Text" w:cs="Markazi Text" w:eastAsia="Markazi Text" w:hAnsi="Markazi Text"/>
+                <w:rFonts w:ascii="Arakom" w:cs="Arakom" w:eastAsia="Arakom" w:hAnsi="Arakom"/>
                 <w:b w:val="false"/>
                 <w:bCs w:val="false"/>
                 <w:color w:val="111111"/>
@@ -4829,7 +4829,7 @@
             </w:pPr>
             <w:r>
               <w:rPr>
-                <w:rFonts w:ascii="Markazi Text" w:cs="Markazi Text" w:eastAsia="Markazi Text" w:hAnsi="Markazi Text"/>
+                <w:rFonts w:ascii="Arakom" w:cs="Arakom" w:eastAsia="Arakom" w:hAnsi="Arakom"/>
                 <w:b w:val="false"/>
                 <w:bCs w:val="false"/>
                 <w:color w:val="111111"/>
@@ -4936,7 +4936,7 @@
             </w:pPr>
             <w:r>
               <w:rPr>
-                <w:rFonts w:ascii="Markazi Text" w:cs="Markazi Text" w:eastAsia="Markazi Text" w:hAnsi="Markazi Text"/>
+                <w:rFonts w:ascii="Arakom" w:cs="Arakom" w:eastAsia="Arakom" w:hAnsi="Arakom"/>
                 <w:b w:val="false"/>
                 <w:bCs w:val="false"/>
                 <w:color w:val="111111"/>
@@ -5008,7 +5008,7 @@
             </w:pPr>
             <w:r>
               <w:rPr>
-                <w:rFonts w:ascii="Markazi Text" w:cs="Markazi Text" w:eastAsia="Markazi Text" w:hAnsi="Markazi Text"/>
+                <w:rFonts w:ascii="Arakom" w:cs="Arakom" w:eastAsia="Arakom" w:hAnsi="Arakom"/>
                 <w:b w:val="false"/>
                 <w:bCs w:val="false"/>
                 <w:color w:val="111111"/>
@@ -5080,7 +5080,7 @@
             </w:pPr>
             <w:r>
               <w:rPr>
-                <w:rFonts w:ascii="Markazi Text" w:cs="Markazi Text" w:eastAsia="Markazi Text" w:hAnsi="Markazi Text"/>
+                <w:rFonts w:ascii="Arakom" w:cs="Arakom" w:eastAsia="Arakom" w:hAnsi="Arakom"/>
                 <w:b w:val="false"/>
                 <w:bCs w:val="false"/>
                 <w:color w:val="111111"/>
@@ -5152,7 +5152,7 @@
             </w:pPr>
             <w:r>
               <w:rPr>
-                <w:rFonts w:ascii="Markazi Text" w:cs="Markazi Text" w:eastAsia="Markazi Text" w:hAnsi="Markazi Text"/>
+                <w:rFonts w:ascii="Arakom" w:cs="Arakom" w:eastAsia="Arakom" w:hAnsi="Arakom"/>
                 <w:b w:val="false"/>
                 <w:bCs w:val="false"/>
                 <w:color w:val="111111"/>
@@ -5224,7 +5224,7 @@
             </w:pPr>
             <w:r>
               <w:rPr>
-                <w:rFonts w:ascii="Markazi Text" w:cs="Markazi Text" w:eastAsia="Markazi Text" w:hAnsi="Markazi Text"/>
+                <w:rFonts w:ascii="Arakom" w:cs="Arakom" w:eastAsia="Arakom" w:hAnsi="Arakom"/>
                 <w:b w:val="false"/>
                 <w:bCs w:val="false"/>
                 <w:color w:val="111111"/>
@@ -5493,7 +5493,7 @@
             </w:pPr>
             <w:r>
               <w:rPr>
-                <w:rFonts w:ascii="Markazi Text" w:cs="Markazi Text" w:eastAsia="Markazi Text" w:hAnsi="Markazi Text"/>
+                <w:rFonts w:ascii="Arakom" w:cs="Arakom" w:eastAsia="Arakom" w:hAnsi="Arakom"/>
                 <w:b w:val="false"/>
                 <w:bCs w:val="false"/>
                 <w:color w:val="111111"/>
@@ -5589,7 +5589,7 @@
             </w:pPr>
             <w:r>
               <w:rPr>
-                <w:rFonts w:ascii="Markazi Text" w:cs="Markazi Text" w:eastAsia="Markazi Text" w:hAnsi="Markazi Text"/>
+                <w:rFonts w:ascii="Arakom" w:cs="Arakom" w:eastAsia="Arakom" w:hAnsi="Arakom"/>
                 <w:b w:val="false"/>
                 <w:bCs w:val="false"/>
                 <w:color w:val="111111"/>
@@ -5685,7 +5685,7 @@
             </w:pPr>
             <w:r>
               <w:rPr>
-                <w:rFonts w:ascii="Markazi Text" w:cs="Markazi Text" w:eastAsia="Markazi Text" w:hAnsi="Markazi Text"/>
+                <w:rFonts w:ascii="Arakom" w:cs="Arakom" w:eastAsia="Arakom" w:hAnsi="Arakom"/>
                 <w:b w:val="false"/>
                 <w:bCs w:val="false"/>
                 <w:color w:val="111111"/>
@@ -5781,7 +5781,7 @@
             </w:pPr>
             <w:r>
               <w:rPr>
-                <w:rFonts w:ascii="Markazi Text" w:cs="Markazi Text" w:eastAsia="Markazi Text" w:hAnsi="Markazi Text"/>
+                <w:rFonts w:ascii="Arakom" w:cs="Arakom" w:eastAsia="Arakom" w:hAnsi="Arakom"/>
                 <w:b w:val="false"/>
                 <w:bCs w:val="false"/>
                 <w:color w:val="111111"/>
@@ -5877,7 +5877,7 @@
             </w:pPr>
             <w:r>
               <w:rPr>
-                <w:rFonts w:ascii="Markazi Text" w:cs="Markazi Text" w:eastAsia="Markazi Text" w:hAnsi="Markazi Text"/>
+                <w:rFonts w:ascii="Arakom" w:cs="Arakom" w:eastAsia="Arakom" w:hAnsi="Arakom"/>
                 <w:b w:val="false"/>
                 <w:bCs w:val="false"/>
                 <w:color w:val="111111"/>
@@ -6206,7 +6206,7 @@
             </w:pPr>
             <w:r>
               <w:rPr>
-                <w:rFonts w:ascii="Markazi Text" w:cs="Markazi Text" w:eastAsia="Markazi Text" w:hAnsi="Markazi Text"/>
+                <w:rFonts w:ascii="Arakom" w:cs="Arakom" w:eastAsia="Arakom" w:hAnsi="Arakom"/>
                 <w:b w:val="false"/>
                 <w:bCs w:val="false"/>
                 <w:color w:val="111111"/>
@@ -6302,7 +6302,7 @@
             </w:pPr>
             <w:r>
               <w:rPr>
-                <w:rFonts w:ascii="Markazi Text" w:cs="Markazi Text" w:eastAsia="Markazi Text" w:hAnsi="Markazi Text"/>
+                <w:rFonts w:ascii="Arakom" w:cs="Arakom" w:eastAsia="Arakom" w:hAnsi="Arakom"/>
                 <w:b w:val="false"/>
                 <w:bCs w:val="false"/>
                 <w:color w:val="111111"/>
@@ -6398,7 +6398,7 @@
             </w:pPr>
             <w:r>
               <w:rPr>
-                <w:rFonts w:ascii="Markazi Text" w:cs="Markazi Text" w:eastAsia="Markazi Text" w:hAnsi="Markazi Text"/>
+                <w:rFonts w:ascii="Arakom" w:cs="Arakom" w:eastAsia="Arakom" w:hAnsi="Arakom"/>
                 <w:b w:val="false"/>
                 <w:bCs w:val="false"/>
                 <w:color w:val="111111"/>
@@ -6494,7 +6494,7 @@
             </w:pPr>
             <w:r>
               <w:rPr>
-                <w:rFonts w:ascii="Markazi Text" w:cs="Markazi Text" w:eastAsia="Markazi Text" w:hAnsi="Markazi Text"/>
+                <w:rFonts w:ascii="Arakom" w:cs="Arakom" w:eastAsia="Arakom" w:hAnsi="Arakom"/>
                 <w:b w:val="false"/>
                 <w:bCs w:val="false"/>
                 <w:color w:val="111111"/>
@@ -6590,7 +6590,7 @@
             </w:pPr>
             <w:r>
               <w:rPr>
-                <w:rFonts w:ascii="Markazi Text" w:cs="Markazi Text" w:eastAsia="Markazi Text" w:hAnsi="Markazi Text"/>
+                <w:rFonts w:ascii="Arakom" w:cs="Arakom" w:eastAsia="Arakom" w:hAnsi="Arakom"/>
                 <w:b w:val="false"/>
                 <w:bCs w:val="false"/>
                 <w:color w:val="111111"/>
@@ -6742,7 +6742,7 @@
             </w:pPr>
             <w:r>
               <w:rPr>
-                <w:rFonts w:ascii="Markazi Text" w:cs="Markazi Text" w:eastAsia="Markazi Text" w:hAnsi="Markazi Text"/>
+                <w:rFonts w:ascii="Arakom" w:cs="Arakom" w:eastAsia="Arakom" w:hAnsi="Arakom"/>
                 <w:b w:val="false"/>
                 <w:bCs w:val="false"/>
                 <w:color w:val="111111"/>
@@ -7704,7 +7704,7 @@
             </w:pPr>
             <w:r>
               <w:rPr>
-                <w:rFonts w:ascii="Markazi Text" w:cs="Markazi Text" w:eastAsia="Markazi Text" w:hAnsi="Markazi Text"/>
+                <w:rFonts w:ascii="Arakom" w:cs="Arakom" w:eastAsia="Arakom" w:hAnsi="Arakom"/>
                 <w:b w:val="false"/>
                 <w:bCs w:val="false"/>
                 <w:color w:val="111111"/>
@@ -7892,7 +7892,7 @@
             </w:pPr>
             <w:r>
               <w:rPr>
-                <w:rFonts w:ascii="Markazi Text" w:cs="Markazi Text" w:eastAsia="Markazi Text" w:hAnsi="Markazi Text"/>
+                <w:rFonts w:ascii="Arakom" w:cs="Arakom" w:eastAsia="Arakom" w:hAnsi="Arakom"/>
                 <w:b w:val="false"/>
                 <w:bCs w:val="false"/>
                 <w:color w:val="111111"/>
@@ -7910,7 +7910,7 @@
             </w:pPr>
             <w:r>
               <w:rPr>
-                <w:rFonts w:ascii="Markazi Text" w:cs="Markazi Text" w:eastAsia="Markazi Text" w:hAnsi="Markazi Text"/>
+                <w:rFonts w:ascii="Arakom" w:cs="Arakom" w:eastAsia="Arakom" w:hAnsi="Arakom"/>
                 <w:b w:val="false"/>
                 <w:bCs w:val="false"/>
                 <w:color w:val="111111"/>
